--- a/swh/docx/42.content.docx
+++ b/swh/docx/42.content.docx
@@ -19,7 +19,7 @@
         <w:rPr>
           <w:lang w:val="sw_KE" w:bidi="sw_KE"/>
         </w:rPr>
-        <w:t>Resource: Maelezo ya Masomo - Machapisho ya Vitabu (Tyndale)</w:t>
+        <w:t>Resource: Tyndale Open Study Notes</w:t>
       </w:r>
       <w:r>
         <w:rPr>
@@ -112,7 +112,7 @@
         <w:rPr>
           <w:lang w:val="sw_KE" w:bidi="sw_KE"/>
         </w:rPr>
-        <w:t>Maelezo ya Masomo - Machapisho ya Vitabu (Tyndale)</w:t>
+        <w:t>Tyndale Open Study Notes</w:t>
       </w:r>
     </w:p>
     <w:p>

--- a/swh/docx/42.content.docx
+++ b/swh/docx/42.content.docx
@@ -19,7 +19,7 @@
         <w:rPr>
           <w:lang w:val="sw_KE" w:bidi="sw_KE"/>
         </w:rPr>
-        <w:t>Resource: Tyndale Open Study Notes</w:t>
+        <w:t>Resource: Aquifer Open Study Notes (Book Intros)</w:t>
       </w:r>
       <w:r>
         <w:rPr>
@@ -112,7 +112,7 @@
         <w:rPr>
           <w:lang w:val="sw_KE" w:bidi="sw_KE"/>
         </w:rPr>
-        <w:t>Tyndale Open Study Notes</w:t>
+        <w:t>Aquifer Open Study Notes (Book Intros)</w:t>
       </w:r>
     </w:p>
     <w:p>

--- a/swh/docx/42.content.docx
+++ b/swh/docx/42.content.docx
@@ -297,18 +297,12 @@
         </w:rPr>
         <w:t>Injili ya Luka inaanza na utangulizi rasmi, ulioandikwa katika mtindo wa waandishi mahiri wa Kirumi na Kigiriki wa enzi ya Luka (</w:t>
       </w:r>
-      <w:hyperlink r:id="rId13">
-        <w:r>
-          <w:rPr>
-            <w:lang w:val="sw_KE" w:bidi="sw_KE"/>
-          </w:rPr>
-          <w:rPr>
-            <w:color w:val="0000EE"/>
-            <w:u w:val="single"/>
-          </w:rPr>
-          <w:t>1:1–4</w:t>
-        </w:r>
-      </w:hyperlink>
+      <w:r>
+        <w:rPr>
+          <w:lang w:val="sw_KE" w:bidi="sw_KE"/>
+        </w:rPr>
+        <w:t>1:1–4</w:t>
+      </w:r>
       <w:r>
         <w:rPr>
           <w:lang w:val="sw_KE" w:bidi="sw_KE"/>
@@ -329,18 +323,12 @@
         </w:rPr>
         <w:t>Baada ya utangulizi huu rasmi wa kifasihi, mtindo wa uandishi unabadilika kabisa. Luka anaeleza juu ya kuzaliwa kwa Yesu (</w:t>
       </w:r>
-      <w:hyperlink r:id="rId14">
-        <w:r>
-          <w:rPr>
-            <w:lang w:val="sw_KE" w:bidi="sw_KE"/>
-          </w:rPr>
-          <w:rPr>
-            <w:color w:val="0000EE"/>
-            <w:u w:val="single"/>
-          </w:rPr>
-          <w:t>1:5–2:51</w:t>
-        </w:r>
-      </w:hyperlink>
+      <w:r>
+        <w:rPr>
+          <w:lang w:val="sw_KE" w:bidi="sw_KE"/>
+        </w:rPr>
+        <w:t>1:5–2:51</w:t>
+      </w:r>
       <w:r>
         <w:rPr>
           <w:lang w:val="sw_KE" w:bidi="sw_KE"/>
@@ -361,126 +349,84 @@
         </w:rPr>
         <w:t>Sawa na Mathayo na Marko, Luka inaanza simulizi kuhusu huduma ya hadharani ya Yesu kwa simulizi kuhusu Yohana Mbatizaji (</w:t>
       </w:r>
-      <w:hyperlink r:id="rId15">
-        <w:r>
-          <w:rPr>
-            <w:lang w:val="sw_KE" w:bidi="sw_KE"/>
-          </w:rPr>
-          <w:rPr>
-            <w:color w:val="0000EE"/>
-            <w:u w:val="single"/>
-          </w:rPr>
-          <w:t>3:1–20</w:t>
-        </w:r>
-      </w:hyperlink>
+      <w:r>
+        <w:rPr>
+          <w:lang w:val="sw_KE" w:bidi="sw_KE"/>
+        </w:rPr>
+        <w:t>3:1–20</w:t>
+      </w:r>
       <w:r>
         <w:rPr>
           <w:lang w:val="sw_KE" w:bidi="sw_KE"/>
         </w:rPr>
         <w:t>), ubatizo wa Yesu (</w:t>
       </w:r>
-      <w:hyperlink r:id="rId16">
-        <w:r>
-          <w:rPr>
-            <w:lang w:val="sw_KE" w:bidi="sw_KE"/>
-          </w:rPr>
-          <w:rPr>
-            <w:color w:val="0000EE"/>
-            <w:u w:val="single"/>
-          </w:rPr>
-          <w:t>3:21–22</w:t>
-        </w:r>
-      </w:hyperlink>
+      <w:r>
+        <w:rPr>
+          <w:lang w:val="sw_KE" w:bidi="sw_KE"/>
+        </w:rPr>
+        <w:t>3:21–22</w:t>
+      </w:r>
       <w:r>
         <w:rPr>
           <w:lang w:val="sw_KE" w:bidi="sw_KE"/>
         </w:rPr>
         <w:t>), kujaribiwa kwa Yesu (</w:t>
       </w:r>
-      <w:hyperlink r:id="rId17">
-        <w:r>
-          <w:rPr>
-            <w:lang w:val="sw_KE" w:bidi="sw_KE"/>
-          </w:rPr>
-          <w:rPr>
-            <w:color w:val="0000EE"/>
-            <w:u w:val="single"/>
-          </w:rPr>
-          <w:t>4:1–13</w:t>
-        </w:r>
-      </w:hyperlink>
+      <w:r>
+        <w:rPr>
+          <w:lang w:val="sw_KE" w:bidi="sw_KE"/>
+        </w:rPr>
+        <w:t>4:1–13</w:t>
+      </w:r>
       <w:r>
         <w:rPr>
           <w:lang w:val="sw_KE" w:bidi="sw_KE"/>
         </w:rPr>
         <w:t>), na maelezo kuhusu huduma yake katika Galilaya na viunga vyake (</w:t>
       </w:r>
-      <w:hyperlink r:id="rId18">
-        <w:r>
-          <w:rPr>
-            <w:lang w:val="sw_KE" w:bidi="sw_KE"/>
-          </w:rPr>
-          <w:rPr>
-            <w:color w:val="0000EE"/>
-            <w:u w:val="single"/>
-          </w:rPr>
-          <w:t>4:14–9:50</w:t>
-        </w:r>
-      </w:hyperlink>
+      <w:r>
+        <w:rPr>
+          <w:lang w:val="sw_KE" w:bidi="sw_KE"/>
+        </w:rPr>
+        <w:t>4:14–9:50</w:t>
+      </w:r>
       <w:r>
         <w:rPr>
           <w:lang w:val="sw_KE" w:bidi="sw_KE"/>
         </w:rPr>
         <w:t>). Yesu alitangaza Ufalme wa Yesu, alifundisha kwa mamlaka, aliponya wagonjwa, na kuondoa pepo, akionyesha mamlaka ya Ufalme kwa maneno na matendo yake. Kama ilivyo katika Mathayo na Marko, kilele cha huduma ya Yesu huko Galilaya kilikuwa ni kukiri kwa Petro kwamba Yesu ndiye Masihi, jambo lilifuatiwa na maelezo ya Yesu kwamba Masihi lazima ateseke na afe huko Yerusalemu (</w:t>
       </w:r>
-      <w:hyperlink r:id="rId19">
-        <w:r>
-          <w:rPr>
-            <w:lang w:val="sw_KE" w:bidi="sw_KE"/>
-          </w:rPr>
-          <w:rPr>
-            <w:color w:val="0000EE"/>
-            <w:u w:val="single"/>
-          </w:rPr>
-          <w:t>9:18–22</w:t>
-        </w:r>
-      </w:hyperlink>
+      <w:r>
+        <w:rPr>
+          <w:lang w:val="sw_KE" w:bidi="sw_KE"/>
+        </w:rPr>
+        <w:t>9:18–22</w:t>
+      </w:r>
       <w:r>
         <w:rPr>
           <w:lang w:val="sw_KE" w:bidi="sw_KE"/>
         </w:rPr>
         <w:t>). Kisha Yesu akaelekea Yerusalemu ili kutimiza utume huo (</w:t>
       </w:r>
-      <w:hyperlink r:id="rId20">
-        <w:r>
-          <w:rPr>
-            <w:lang w:val="sw_KE" w:bidi="sw_KE"/>
-          </w:rPr>
-          <w:rPr>
-            <w:color w:val="0000EE"/>
-            <w:u w:val="single"/>
-          </w:rPr>
-          <w:t>9:51–19:44</w:t>
-        </w:r>
-      </w:hyperlink>
+      <w:r>
+        <w:rPr>
+          <w:lang w:val="sw_KE" w:bidi="sw_KE"/>
+        </w:rPr>
+        <w:t>9:51–19:44</w:t>
+      </w:r>
       <w:r>
         <w:rPr>
           <w:lang w:val="sw_KE" w:bidi="sw_KE"/>
         </w:rPr>
         <w:t>). Katika simulizi hii ya kusafiri—muundo wa kipekee zaidi katika Injili ya Luka—mwandishi anasimulia simulizi na mifano mingi inayopendwa ya Yesu: Msamaria Mwema, Mwana Mpotevu, Mtu Tajiri na Lazaro, simulizi ya Mariamu na Martha na kisa cha Zakayo. Mada kuu ya sehemu hii ni upendo wa Mungu kwa wale waliopotea na huduma ya Yesu kwa wenye dhambi, maskini, na watu waliotengwa. Mada ya Injili yote inatajwa mwishoni mwa kisa cha Zakayo: "Mwana wa Adamu amekuja kutafuta na kuokoa kile kilichopotea" (</w:t>
       </w:r>
-      <w:hyperlink r:id="rId21">
-        <w:r>
-          <w:rPr>
-            <w:lang w:val="sw_KE" w:bidi="sw_KE"/>
-          </w:rPr>
-          <w:rPr>
-            <w:color w:val="0000EE"/>
-            <w:u w:val="single"/>
-          </w:rPr>
-          <w:t>19:10</w:t>
-        </w:r>
-      </w:hyperlink>
+      <w:r>
+        <w:rPr>
+          <w:lang w:val="sw_KE" w:bidi="sw_KE"/>
+        </w:rPr>
+        <w:t>19:10</w:t>
+      </w:r>
       <w:r>
         <w:rPr>
           <w:lang w:val="sw_KE" w:bidi="sw_KE"/>
@@ -501,54 +447,36 @@
         </w:rPr>
         <w:t>Kilele cha simulizi ni kukamatwa, kufunguliwa mashtaka, na kusulubiwa kwa Yesu (</w:t>
       </w:r>
-      <w:hyperlink r:id="rId22">
-        <w:r>
-          <w:rPr>
-            <w:lang w:val="sw_KE" w:bidi="sw_KE"/>
-          </w:rPr>
-          <w:rPr>
-            <w:color w:val="0000EE"/>
-            <w:u w:val="single"/>
-          </w:rPr>
-          <w:t>22:1–23:56</w:t>
-        </w:r>
-      </w:hyperlink>
+      <w:r>
+        <w:rPr>
+          <w:lang w:val="sw_KE" w:bidi="sw_KE"/>
+        </w:rPr>
+        <w:t>22:1–23:56</w:t>
+      </w:r>
       <w:r>
         <w:rPr>
           <w:lang w:val="sw_KE" w:bidi="sw_KE"/>
         </w:rPr>
         <w:t xml:space="preserve">). Mada kuu ya kusulubiwa katika Luka ni kwamba Yesu hakuwa na hatia. Yesu anaonyeshwa kama mtumishi wa Bwana mwenye haki anayeteseka (tazama </w:t>
       </w:r>
-      <w:hyperlink r:id="rId23">
-        <w:r>
-          <w:rPr>
-            <w:lang w:val="sw_KE" w:bidi="sw_KE"/>
-          </w:rPr>
-          <w:rPr>
-            <w:color w:val="0000EE"/>
-            <w:u w:val="single"/>
-          </w:rPr>
-          <w:t>Isa 52:13–53:12</w:t>
-        </w:r>
-      </w:hyperlink>
+      <w:r>
+        <w:rPr>
+          <w:lang w:val="sw_KE" w:bidi="sw_KE"/>
+        </w:rPr>
+        <w:t>Isa 52:13–53:12</w:t>
+      </w:r>
       <w:r>
         <w:rPr>
           <w:lang w:val="sw_KE" w:bidi="sw_KE"/>
         </w:rPr>
         <w:t>). Yesu alipokufa, askari wa Kirumi aliyekuwa chini ya msalaba alisema, “Hakika, mtu huyu hakuwa na hatia” (</w:t>
       </w:r>
-      <w:hyperlink r:id="rId24">
-        <w:r>
-          <w:rPr>
-            <w:lang w:val="sw_KE" w:bidi="sw_KE"/>
-          </w:rPr>
-          <w:rPr>
-            <w:color w:val="0000EE"/>
-            <w:u w:val="single"/>
-          </w:rPr>
-          <w:t>Luka 23:47</w:t>
-        </w:r>
-      </w:hyperlink>
+      <w:r>
+        <w:rPr>
+          <w:lang w:val="sw_KE" w:bidi="sw_KE"/>
+        </w:rPr>
+        <w:t>Luka 23:47</w:t>
+      </w:r>
       <w:r>
         <w:rPr>
           <w:lang w:val="sw_KE" w:bidi="sw_KE"/>
@@ -569,90 +497,60 @@
         </w:rPr>
         <w:t>Simulizi inamalizika na ufufuo wa Yesu (</w:t>
       </w:r>
-      <w:hyperlink r:id="rId25">
-        <w:r>
-          <w:rPr>
-            <w:lang w:val="sw_KE" w:bidi="sw_KE"/>
-          </w:rPr>
-          <w:rPr>
-            <w:color w:val="0000EE"/>
-            <w:u w:val="single"/>
-          </w:rPr>
-          <w:t>24:1–12</w:t>
-        </w:r>
-      </w:hyperlink>
+      <w:r>
+        <w:rPr>
+          <w:lang w:val="sw_KE" w:bidi="sw_KE"/>
+        </w:rPr>
+        <w:t>24:1–12</w:t>
+      </w:r>
       <w:r>
         <w:rPr>
           <w:lang w:val="sw_KE" w:bidi="sw_KE"/>
         </w:rPr>
         <w:t>). Mchango wa kipekee zaidi wa Luka ni simulizi juu ya wanafunzi waliokuwa katika barabara ya kwenda Emau (</w:t>
       </w:r>
-      <w:hyperlink r:id="rId26">
-        <w:r>
-          <w:rPr>
-            <w:lang w:val="sw_KE" w:bidi="sw_KE"/>
-          </w:rPr>
-          <w:rPr>
-            <w:color w:val="0000EE"/>
-            <w:u w:val="single"/>
-          </w:rPr>
-          <w:t>24:13–35</w:t>
-        </w:r>
-      </w:hyperlink>
+      <w:r>
+        <w:rPr>
+          <w:lang w:val="sw_KE" w:bidi="sw_KE"/>
+        </w:rPr>
+        <w:t>24:13–35</w:t>
+      </w:r>
       <w:r>
         <w:rPr>
           <w:lang w:val="sw_KE" w:bidi="sw_KE"/>
         </w:rPr>
         <w:t>). Alipokuwa akitembea na wanafunzi wawili waliovunjika moyo ambao hawakumtambua, Yesu aliwafunza kwamba kifo chake hakikuwa kushindwa, bali utimilifu wa ahadi za Agano la Kale. Maandiko yote yalikuwa yanatazamia tukio hili kuu la ukombozi (</w:t>
       </w:r>
-      <w:hyperlink r:id="rId27">
-        <w:r>
-          <w:rPr>
-            <w:lang w:val="sw_KE" w:bidi="sw_KE"/>
-          </w:rPr>
-          <w:rPr>
-            <w:color w:val="0000EE"/>
-            <w:u w:val="single"/>
-          </w:rPr>
-          <w:t>24:25–27</w:t>
-        </w:r>
-      </w:hyperlink>
+      <w:r>
+        <w:rPr>
+          <w:lang w:val="sw_KE" w:bidi="sw_KE"/>
+        </w:rPr>
+        <w:t>24:25–27</w:t>
+      </w:r>
       <w:r>
         <w:rPr>
           <w:lang w:val="sw_KE" w:bidi="sw_KE"/>
         </w:rPr>
         <w:t>). Kitabu kinakamilika na simulizi fupi kuhusu Kupaa kwa Yesu (</w:t>
       </w:r>
-      <w:hyperlink r:id="rId28">
-        <w:r>
-          <w:rPr>
-            <w:lang w:val="sw_KE" w:bidi="sw_KE"/>
-          </w:rPr>
-          <w:rPr>
-            <w:color w:val="0000EE"/>
-            <w:u w:val="single"/>
-          </w:rPr>
-          <w:t>24:50–53</w:t>
-        </w:r>
-      </w:hyperlink>
+      <w:r>
+        <w:rPr>
+          <w:lang w:val="sw_KE" w:bidi="sw_KE"/>
+        </w:rPr>
+        <w:t>24:50–53</w:t>
+      </w:r>
       <w:r>
         <w:rPr>
           <w:lang w:val="sw_KE" w:bidi="sw_KE"/>
         </w:rPr>
         <w:t>), tukio lililoelezwa kikamilifu zaidi katika kitabu cha Matendo (</w:t>
       </w:r>
-      <w:hyperlink r:id="rId29">
-        <w:r>
-          <w:rPr>
-            <w:lang w:val="sw_KE" w:bidi="sw_KE"/>
-          </w:rPr>
-          <w:rPr>
-            <w:color w:val="0000EE"/>
-            <w:u w:val="single"/>
-          </w:rPr>
-          <w:t>Matendo 1:1–11</w:t>
-        </w:r>
-      </w:hyperlink>
+      <w:r>
+        <w:rPr>
+          <w:lang w:val="sw_KE" w:bidi="sw_KE"/>
+        </w:rPr>
+        <w:t>Matendo 1:1–11</w:t>
+      </w:r>
       <w:r>
         <w:rPr>
           <w:lang w:val="sw_KE" w:bidi="sw_KE"/>
@@ -673,72 +571,48 @@
         </w:rPr>
         <w:t>Kimuundo, Luka inafuata muundo wa msingi wa Marko, ikiangazia huduma ya Galilaya inayofuatiwa na safari ya kwenda yerusalemu na kilele cha huduma ya Yesu katika mji huo. Tofauti kuu ni: (1) Sawa na Mathayo, Luka inaanza na simulizi kuhusu kuzaliwa kwa Yesu, ambayo inatumika kama utangulizi wa mada za kitabu hicho (</w:t>
       </w:r>
-      <w:hyperlink r:id="rId30">
-        <w:r>
-          <w:rPr>
-            <w:lang w:val="sw_KE" w:bidi="sw_KE"/>
-          </w:rPr>
-          <w:rPr>
-            <w:color w:val="0000EE"/>
-            <w:u w:val="single"/>
-          </w:rPr>
-          <w:t>Luka 1:1–2:52</w:t>
-        </w:r>
-      </w:hyperlink>
+      <w:r>
+        <w:rPr>
+          <w:lang w:val="sw_KE" w:bidi="sw_KE"/>
+        </w:rPr>
+        <w:t>Luka 1:1–2:52</w:t>
+      </w:r>
       <w:r>
         <w:rPr>
           <w:lang w:val="sw_KE" w:bidi="sw_KE"/>
         </w:rPr>
         <w:t>); (2) Luka inaacha nje sehemu moja kuu ya simulizi ya Marko juu ya huduma ya Galilaya, hii wakati mwingine huitwa "uondoaji wake mkuu" (</w:t>
       </w:r>
-      <w:hyperlink r:id="rId31">
-        <w:r>
-          <w:rPr>
-            <w:lang w:val="sw_KE" w:bidi="sw_KE"/>
-          </w:rPr>
-          <w:rPr>
-            <w:color w:val="0000EE"/>
-            <w:u w:val="single"/>
-          </w:rPr>
-          <w:t>Marko 6:45–8:26</w:t>
-        </w:r>
-      </w:hyperlink>
+      <w:r>
+        <w:rPr>
+          <w:lang w:val="sw_KE" w:bidi="sw_KE"/>
+        </w:rPr>
+        <w:t>Marko 6:45–8:26</w:t>
+      </w:r>
       <w:r>
         <w:rPr>
           <w:lang w:val="sw_KE" w:bidi="sw_KE"/>
         </w:rPr>
         <w:t>); na (3) Luka anapanua maelezo ya Marko juu ya safari ya kwenda Yerusalemu kutoka sura moja (</w:t>
       </w:r>
-      <w:hyperlink r:id="rId32">
-        <w:r>
-          <w:rPr>
-            <w:lang w:val="sw_KE" w:bidi="sw_KE"/>
-          </w:rPr>
-          <w:rPr>
-            <w:color w:val="0000EE"/>
-            <w:u w:val="single"/>
-          </w:rPr>
-          <w:t>Marko 10:1–52</w:t>
-        </w:r>
-      </w:hyperlink>
+      <w:r>
+        <w:rPr>
+          <w:lang w:val="sw_KE" w:bidi="sw_KE"/>
+        </w:rPr>
+        <w:t>Marko 10:1–52</w:t>
+      </w:r>
       <w:r>
         <w:rPr>
           <w:lang w:val="sw_KE" w:bidi="sw_KE"/>
         </w:rPr>
         <w:t>) hadi sura kumi (</w:t>
       </w:r>
-      <w:hyperlink r:id="rId20">
-        <w:r>
-          <w:rPr>
-            <w:lang w:val="sw_KE" w:bidi="sw_KE"/>
-          </w:rPr>
-          <w:rPr>
-            <w:color w:val="0000EE"/>
-            <w:u w:val="single"/>
-          </w:rPr>
-          <w:t>Luka 9:51–19:44</w:t>
-        </w:r>
-      </w:hyperlink>
+      <w:r>
+        <w:rPr>
+          <w:lang w:val="sw_KE" w:bidi="sw_KE"/>
+        </w:rPr>
+        <w:t>Luka 9:51–19:44</w:t>
+      </w:r>
       <w:r>
         <w:rPr>
           <w:lang w:val="sw_KE" w:bidi="sw_KE"/>
@@ -809,90 +683,60 @@
         </w:rPr>
         <w:t>Ingawa Injili zote, kwa kweli hazijulikani ziliandikwa na nani (waandishi hawataji majina yao), mwandishi wa Luka–Matendo anaweza kutambuliwa kwa haraka kama Luka, tabibu na wakati mwingine mwandamani wa mtume Paulo. Katika vifungu kadhaa vya Matendo vinavyotumia nafsi ya kwanza katika hali ya wingi ("tu-"), mwandishi anajieleza kama mshiriki katika shughuli za kimishonari za Paulo (</w:t>
       </w:r>
-      <w:hyperlink r:id="rId33">
-        <w:r>
-          <w:rPr>
-            <w:lang w:val="sw_KE" w:bidi="sw_KE"/>
-          </w:rPr>
-          <w:rPr>
-            <w:color w:val="0000EE"/>
-            <w:u w:val="single"/>
-          </w:rPr>
-          <w:t>Matendo 16:10–17</w:t>
-        </w:r>
-      </w:hyperlink>
+      <w:r>
+        <w:rPr>
+          <w:lang w:val="sw_KE" w:bidi="sw_KE"/>
+        </w:rPr>
+        <w:t>Matendo 16:10–17</w:t>
+      </w:r>
       <w:r>
         <w:rPr>
           <w:lang w:val="sw_KE" w:bidi="sw_KE"/>
         </w:rPr>
         <w:t xml:space="preserve">; </w:t>
       </w:r>
-      <w:hyperlink r:id="rId34">
-        <w:r>
-          <w:rPr>
-            <w:lang w:val="sw_KE" w:bidi="sw_KE"/>
-          </w:rPr>
-          <w:rPr>
-            <w:color w:val="0000EE"/>
-            <w:u w:val="single"/>
-          </w:rPr>
-          <w:t>20:5–17</w:t>
-        </w:r>
-      </w:hyperlink>
+      <w:r>
+        <w:rPr>
+          <w:lang w:val="sw_KE" w:bidi="sw_KE"/>
+        </w:rPr>
+        <w:t>20:5–17</w:t>
+      </w:r>
       <w:r>
         <w:rPr>
           <w:lang w:val="sw_KE" w:bidi="sw_KE"/>
         </w:rPr>
         <w:t xml:space="preserve">; </w:t>
       </w:r>
-      <w:hyperlink r:id="rId35">
-        <w:r>
-          <w:rPr>
-            <w:lang w:val="sw_KE" w:bidi="sw_KE"/>
-          </w:rPr>
-          <w:rPr>
-            <w:color w:val="0000EE"/>
-            <w:u w:val="single"/>
-          </w:rPr>
-          <w:t>21:1–18</w:t>
-        </w:r>
-      </w:hyperlink>
+      <w:r>
+        <w:rPr>
+          <w:lang w:val="sw_KE" w:bidi="sw_KE"/>
+        </w:rPr>
+        <w:t>21:1–18</w:t>
+      </w:r>
       <w:r>
         <w:rPr>
           <w:lang w:val="sw_KE" w:bidi="sw_KE"/>
         </w:rPr>
         <w:t xml:space="preserve">; </w:t>
       </w:r>
-      <w:hyperlink r:id="rId36">
-        <w:r>
-          <w:rPr>
-            <w:lang w:val="sw_KE" w:bidi="sw_KE"/>
-          </w:rPr>
-          <w:rPr>
-            <w:color w:val="0000EE"/>
-            <w:u w:val="single"/>
-          </w:rPr>
-          <w:t>27:1–28:16</w:t>
-        </w:r>
-      </w:hyperlink>
+      <w:r>
+        <w:rPr>
+          <w:lang w:val="sw_KE" w:bidi="sw_KE"/>
+        </w:rPr>
+        <w:t>27:1–28:16</w:t>
+      </w:r>
       <w:r>
         <w:rPr>
           <w:lang w:val="sw_KE" w:bidi="sw_KE"/>
         </w:rPr>
         <w:t>). Luka alikuwa mtu wa Mataifa (</w:t>
       </w:r>
-      <w:hyperlink r:id="rId37">
-        <w:r>
-          <w:rPr>
-            <w:lang w:val="sw_KE" w:bidi="sw_KE"/>
-          </w:rPr>
-          <w:rPr>
-            <w:color w:val="0000EE"/>
-            <w:u w:val="single"/>
-          </w:rPr>
-          <w:t>Kol. 4:11–14</w:t>
-        </w:r>
-      </w:hyperlink>
+      <w:r>
+        <w:rPr>
+          <w:lang w:val="sw_KE" w:bidi="sw_KE"/>
+        </w:rPr>
+        <w:t>Kol. 4:11–14</w:t>
+      </w:r>
       <w:r>
         <w:rPr>
           <w:lang w:val="sw_KE" w:bidi="sw_KE"/>
@@ -913,18 +757,12 @@
         </w:rPr>
         <w:t>Ni dhahiri kwamba Luka alimwamini Kristo kupitia huduma ya mtume Paulo. Ingawa hakuwepo wakati wa huduma ya Yesu duniani, alikuwa mwanahistoria makini na mwerevu. Alitumia simulizi za mashahidi wa kujionea kwa macho na vyanzo vya kuandikwa na vya kusemwa kwa mdomo huku akichunguza kwa makini matukio aliyoandika kuyahusu. Kusudi lake lilikuwa kuandika ili "upate kujua ukweli kuhusu yale uliyofundishwa" (</w:t>
       </w:r>
-      <w:hyperlink r:id="rId38">
-        <w:r>
-          <w:rPr>
-            <w:lang w:val="sw_KE" w:bidi="sw_KE"/>
-          </w:rPr>
-          <w:rPr>
-            <w:color w:val="0000EE"/>
-            <w:u w:val="single"/>
-          </w:rPr>
-          <w:t>Luka 1:4</w:t>
-        </w:r>
-      </w:hyperlink>
+      <w:r>
+        <w:rPr>
+          <w:lang w:val="sw_KE" w:bidi="sw_KE"/>
+        </w:rPr>
+        <w:t>Luka 1:4</w:t>
+      </w:r>
       <w:r>
         <w:rPr>
           <w:lang w:val="sw_KE" w:bidi="sw_KE"/>
@@ -956,18 +794,12 @@
         </w:rPr>
         <w:t xml:space="preserve">Mahali mahususi pa kuandikwa hapajulikani, lakini Rumi, Efeso, Kaisaria, na Akaya (Ugiriki ya kusini) yote yapendekezwa. Tarehe pia haijulikani. Nadhari mbili zinazojulikana zaidi ni kwamba Luka iliandikwa katika tarehe ya awali, 59–63 BK, au tarehe ya baadaye, 70–90 BK. Tarehe ya awali inapendekezwa na mwisho wa Matendo, Paulo akiwa hai gerezani huko Rumi kwa miaka miwili (kuanzia takriban 60 BK). Ikiwa Injili ya Luka iliandikwa kabla ya Matendo, tarehe muda mfupi kabla au wakati wa kifungo chake inawezekana (59–63 BK). Tarehe ya baadaye, baada ya 70 BK, imependekezwa na wale wanaoamini kwamba Luka alitumia Injili ya Marko kama chanzo na kwamba Marko iliandikwa mwishoni mwa miaka ya 60, kabla tu au wakati wa vita vya Kiyahudi vya 66–70 BK (tazama </w:t>
       </w:r>
-      <w:hyperlink r:id="rId39">
-        <w:r>
-          <w:rPr>
-            <w:lang w:val="sw_KE" w:bidi="sw_KE"/>
-          </w:rPr>
-          <w:rPr>
-            <w:color w:val="0000EE"/>
-            <w:u w:val="single"/>
-          </w:rPr>
-          <w:t>Marko 13:14</w:t>
-        </w:r>
-      </w:hyperlink>
+      <w:r>
+        <w:rPr>
+          <w:lang w:val="sw_KE" w:bidi="sw_KE"/>
+        </w:rPr>
+        <w:t>Marko 13:14</w:t>
+      </w:r>
       <w:r>
         <w:rPr>
           <w:lang w:val="sw_KE" w:bidi="sw_KE"/>
@@ -1024,36 +856,24 @@
         </w:rPr>
         <w:t>Simulizi ya Luka–Matendo inathibitisha (1) kwamba Yesu ndiye Masihi aliyeahidiwa katika Maandiko Agano la Kale; (2) kwamba kifo chake msalabani hakikufutilia mbali dai hilo, kwa sababu kifo na ufufuo wa Masihi vilitabiriwa katika Maandiko tangu zamani (</w:t>
       </w:r>
-      <w:hyperlink r:id="rId40">
-        <w:r>
-          <w:rPr>
-            <w:lang w:val="sw_KE" w:bidi="sw_KE"/>
-          </w:rPr>
-          <w:rPr>
-            <w:color w:val="0000EE"/>
-            <w:u w:val="single"/>
-          </w:rPr>
-          <w:t>Luka 24:26</w:t>
-        </w:r>
-      </w:hyperlink>
+      <w:r>
+        <w:rPr>
+          <w:lang w:val="sw_KE" w:bidi="sw_KE"/>
+        </w:rPr>
+        <w:t>Luka 24:26</w:t>
+      </w:r>
       <w:r>
         <w:rPr>
           <w:lang w:val="sw_KE" w:bidi="sw_KE"/>
         </w:rPr>
         <w:t xml:space="preserve">, </w:t>
       </w:r>
-      <w:hyperlink r:id="rId41">
-        <w:r>
-          <w:rPr>
-            <w:lang w:val="sw_KE" w:bidi="sw_KE"/>
-          </w:rPr>
-          <w:rPr>
-            <w:color w:val="0000EE"/>
-            <w:u w:val="single"/>
-          </w:rPr>
-          <w:t>46</w:t>
-        </w:r>
-      </w:hyperlink>
+      <w:r>
+        <w:rPr>
+          <w:lang w:val="sw_KE" w:bidi="sw_KE"/>
+        </w:rPr>
+        <w:t>46</w:t>
+      </w:r>
       <w:r>
         <w:rPr>
           <w:lang w:val="sw_KE" w:bidi="sw_KE"/>
@@ -1074,36 +894,24 @@
         </w:rPr>
         <w:t>Ujumbe wa Kihistoria. Zaidi ya mwandishi mwingine yeyote wa Injili, Luka inathibitisha kwamba simulizi juu ya Yesu, ni ya kihistoria, na anahakikishia wasomaji wake kwamba ujumbe wa injili ni ya kweli. Anasisitiza kwamba simulizi yake inatokana na ushahidi wa kutegemewa wa mashahidi waliojionea kwa macho yao wenyewe (</w:t>
       </w:r>
-      <w:hyperlink r:id="rId13">
-        <w:r>
-          <w:rPr>
-            <w:lang w:val="sw_KE" w:bidi="sw_KE"/>
-          </w:rPr>
-          <w:rPr>
-            <w:color w:val="0000EE"/>
-            <w:u w:val="single"/>
-          </w:rPr>
-          <w:t>1:1–4</w:t>
-        </w:r>
-      </w:hyperlink>
+      <w:r>
+        <w:rPr>
+          <w:lang w:val="sw_KE" w:bidi="sw_KE"/>
+        </w:rPr>
+        <w:t>1:1–4</w:t>
+      </w:r>
       <w:r>
         <w:rPr>
           <w:lang w:val="sw_KE" w:bidi="sw_KE"/>
         </w:rPr>
         <w:t>) na anataja kwa makini tarehe za huduma ya Yesu akirejelea watawala wa enzi yake (</w:t>
       </w:r>
-      <w:hyperlink r:id="rId42">
-        <w:r>
-          <w:rPr>
-            <w:lang w:val="sw_KE" w:bidi="sw_KE"/>
-          </w:rPr>
-          <w:rPr>
-            <w:color w:val="0000EE"/>
-            <w:u w:val="single"/>
-          </w:rPr>
-          <w:t>3:1–2</w:t>
-        </w:r>
-      </w:hyperlink>
+      <w:r>
+        <w:rPr>
+          <w:lang w:val="sw_KE" w:bidi="sw_KE"/>
+        </w:rPr>
+        <w:t>3:1–2</w:t>
+      </w:r>
       <w:r>
         <w:rPr>
           <w:lang w:val="sw_KE" w:bidi="sw_KE"/>
@@ -1124,108 +932,72 @@
         </w:rPr>
         <w:t>Taswira ya Yesu. Taswira ya Yesu ambayo Luka anawasilisha inaakisi mada ya ahadi na utimilifu. Yesu anatambulishwa kama Mwokozi aliyeahidiwa, Masihi anayetoka katika ukoo wa Daudi. Alizaliwa huko Bethlehemu, mji wa Daudi, na atatawala milele kwenye kiti cha enzi cha Daudi (</w:t>
       </w:r>
-      <w:hyperlink r:id="rId43">
-        <w:r>
-          <w:rPr>
-            <w:lang w:val="sw_KE" w:bidi="sw_KE"/>
-          </w:rPr>
-          <w:rPr>
-            <w:color w:val="0000EE"/>
-            <w:u w:val="single"/>
-          </w:rPr>
-          <w:t>1:32–33</w:t>
-        </w:r>
-      </w:hyperlink>
+      <w:r>
+        <w:rPr>
+          <w:lang w:val="sw_KE" w:bidi="sw_KE"/>
+        </w:rPr>
+        <w:t>1:32–33</w:t>
+      </w:r>
       <w:r>
         <w:rPr>
           <w:lang w:val="sw_KE" w:bidi="sw_KE"/>
         </w:rPr>
         <w:t xml:space="preserve">; </w:t>
       </w:r>
-      <w:hyperlink r:id="rId44">
-        <w:r>
-          <w:rPr>
-            <w:lang w:val="sw_KE" w:bidi="sw_KE"/>
-          </w:rPr>
-          <w:rPr>
-            <w:color w:val="0000EE"/>
-            <w:u w:val="single"/>
-          </w:rPr>
-          <w:t>2:4</w:t>
-        </w:r>
-      </w:hyperlink>
+      <w:r>
+        <w:rPr>
+          <w:lang w:val="sw_KE" w:bidi="sw_KE"/>
+        </w:rPr>
+        <w:t>2:4</w:t>
+      </w:r>
       <w:r>
         <w:rPr>
           <w:lang w:val="sw_KE" w:bidi="sw_KE"/>
         </w:rPr>
         <w:t xml:space="preserve">, </w:t>
       </w:r>
-      <w:hyperlink r:id="rId45">
-        <w:r>
-          <w:rPr>
-            <w:lang w:val="sw_KE" w:bidi="sw_KE"/>
-          </w:rPr>
-          <w:rPr>
-            <w:color w:val="0000EE"/>
-            <w:u w:val="single"/>
-          </w:rPr>
-          <w:t>11</w:t>
-        </w:r>
-      </w:hyperlink>
+      <w:r>
+        <w:rPr>
+          <w:lang w:val="sw_KE" w:bidi="sw_KE"/>
+        </w:rPr>
+        <w:t>11</w:t>
+      </w:r>
       <w:r>
         <w:rPr>
           <w:lang w:val="sw_KE" w:bidi="sw_KE"/>
         </w:rPr>
         <w:t>). Yesu hakutimiza ukombozi kupitia nguvu ya kijeshi na utekaji, bali kwa kupitia hatima ileile kama ya manabii. Alikufa kama mtumishi wa Bwana, akitimiza ahadi za Agano la Kale. Kupitia kifo na ufufuo wake, Yesu akawa Mwokozi wa ulimwengu (</w:t>
       </w:r>
-      <w:hyperlink r:id="rId45">
-        <w:r>
-          <w:rPr>
-            <w:lang w:val="sw_KE" w:bidi="sw_KE"/>
-          </w:rPr>
-          <w:rPr>
-            <w:color w:val="0000EE"/>
-            <w:u w:val="single"/>
-          </w:rPr>
-          <w:t>Luka 2:11</w:t>
-        </w:r>
-      </w:hyperlink>
+      <w:r>
+        <w:rPr>
+          <w:lang w:val="sw_KE" w:bidi="sw_KE"/>
+        </w:rPr>
+        <w:t>Luka 2:11</w:t>
+      </w:r>
       <w:r>
         <w:rPr>
           <w:lang w:val="sw_KE" w:bidi="sw_KE"/>
         </w:rPr>
         <w:t xml:space="preserve">; </w:t>
       </w:r>
-      <w:hyperlink r:id="rId46">
-        <w:r>
-          <w:rPr>
-            <w:lang w:val="sw_KE" w:bidi="sw_KE"/>
-          </w:rPr>
-          <w:rPr>
-            <w:color w:val="0000EE"/>
-            <w:u w:val="single"/>
-          </w:rPr>
-          <w:t>Matendo 2:36</w:t>
-        </w:r>
-      </w:hyperlink>
+      <w:r>
+        <w:rPr>
+          <w:lang w:val="sw_KE" w:bidi="sw_KE"/>
+        </w:rPr>
+        <w:t>Matendo 2:36</w:t>
+      </w:r>
       <w:r>
         <w:rPr>
           <w:lang w:val="sw_KE" w:bidi="sw_KE"/>
         </w:rPr>
         <w:t xml:space="preserve">; </w:t>
       </w:r>
-      <w:hyperlink r:id="rId47">
-        <w:r>
-          <w:rPr>
-            <w:lang w:val="sw_KE" w:bidi="sw_KE"/>
-          </w:rPr>
-          <w:rPr>
-            <w:color w:val="0000EE"/>
-            <w:u w:val="single"/>
-          </w:rPr>
-          <w:t>10:36</w:t>
-        </w:r>
-      </w:hyperlink>
+      <w:r>
+        <w:rPr>
+          <w:lang w:val="sw_KE" w:bidi="sw_KE"/>
+        </w:rPr>
+        <w:t>10:36</w:t>
+      </w:r>
       <w:r>
         <w:rPr>
           <w:lang w:val="sw_KE" w:bidi="sw_KE"/>
@@ -1273,108 +1045,72 @@
         </w:rPr>
         <w:t>Ufalme wa Mungu unaleta mabadiliko makubwa mazuri. Mungu anawainua maskini na wale walio wanyenyekevu, na atawanyenyekeza matajiri na wenye kiburi (</w:t>
       </w:r>
-      <w:hyperlink r:id="rId48">
-        <w:r>
-          <w:rPr>
-            <w:lang w:val="sw_KE" w:bidi="sw_KE"/>
-          </w:rPr>
-          <w:rPr>
-            <w:color w:val="0000EE"/>
-            <w:u w:val="single"/>
-          </w:rPr>
-          <w:t>Luka 1:51–55</w:t>
-        </w:r>
-      </w:hyperlink>
+      <w:r>
+        <w:rPr>
+          <w:lang w:val="sw_KE" w:bidi="sw_KE"/>
+        </w:rPr>
+        <w:t>Luka 1:51–55</w:t>
+      </w:r>
       <w:r>
         <w:rPr>
           <w:lang w:val="sw_KE" w:bidi="sw_KE"/>
         </w:rPr>
         <w:t xml:space="preserve">; </w:t>
       </w:r>
-      <w:hyperlink r:id="rId49">
-        <w:r>
-          <w:rPr>
-            <w:lang w:val="sw_KE" w:bidi="sw_KE"/>
-          </w:rPr>
-          <w:rPr>
-            <w:color w:val="0000EE"/>
-            <w:u w:val="single"/>
-          </w:rPr>
-          <w:t>16:19–31</w:t>
-        </w:r>
-      </w:hyperlink>
+      <w:r>
+        <w:rPr>
+          <w:lang w:val="sw_KE" w:bidi="sw_KE"/>
+        </w:rPr>
+        <w:t>16:19–31</w:t>
+      </w:r>
       <w:r>
         <w:rPr>
           <w:lang w:val="sw_KE" w:bidi="sw_KE"/>
         </w:rPr>
         <w:t>). Injili ni habari njema kwa maskini na waliokandamizwa (</w:t>
       </w:r>
-      <w:hyperlink r:id="rId50">
-        <w:r>
-          <w:rPr>
-            <w:lang w:val="sw_KE" w:bidi="sw_KE"/>
-          </w:rPr>
-          <w:rPr>
-            <w:color w:val="0000EE"/>
-            <w:u w:val="single"/>
-          </w:rPr>
-          <w:t>4:18</w:t>
-        </w:r>
-      </w:hyperlink>
+      <w:r>
+        <w:rPr>
+          <w:lang w:val="sw_KE" w:bidi="sw_KE"/>
+        </w:rPr>
+        <w:t>4:18</w:t>
+      </w:r>
       <w:r>
         <w:rPr>
           <w:lang w:val="sw_KE" w:bidi="sw_KE"/>
         </w:rPr>
         <w:t>) kwa sababu wanatambua zaidi kwamba wanamhitaji Mungu (</w:t>
       </w:r>
-      <w:hyperlink r:id="rId51">
-        <w:r>
-          <w:rPr>
-            <w:lang w:val="sw_KE" w:bidi="sw_KE"/>
-          </w:rPr>
-          <w:rPr>
-            <w:color w:val="0000EE"/>
-            <w:u w:val="single"/>
-          </w:rPr>
-          <w:t>6:20–21</w:t>
-        </w:r>
-      </w:hyperlink>
+      <w:r>
+        <w:rPr>
+          <w:lang w:val="sw_KE" w:bidi="sw_KE"/>
+        </w:rPr>
+        <w:t>6:20–21</w:t>
+      </w:r>
       <w:r>
         <w:rPr>
           <w:lang w:val="sw_KE" w:bidi="sw_KE"/>
         </w:rPr>
         <w:t>). Haiwezekani kwa matajiri kuingia katika Ufalme wakati wanatumainia utajiri wao badala ya kumtumainia Mungu (</w:t>
       </w:r>
-      <w:hyperlink r:id="rId52">
-        <w:r>
-          <w:rPr>
-            <w:lang w:val="sw_KE" w:bidi="sw_KE"/>
-          </w:rPr>
-          <w:rPr>
-            <w:color w:val="0000EE"/>
-            <w:u w:val="single"/>
-          </w:rPr>
-          <w:t>12:13–21</w:t>
-        </w:r>
-      </w:hyperlink>
+      <w:r>
+        <w:rPr>
+          <w:lang w:val="sw_KE" w:bidi="sw_KE"/>
+        </w:rPr>
+        <w:t>12:13–21</w:t>
+      </w:r>
       <w:r>
         <w:rPr>
           <w:lang w:val="sw_KE" w:bidi="sw_KE"/>
         </w:rPr>
         <w:t xml:space="preserve">; </w:t>
       </w:r>
-      <w:hyperlink r:id="rId53">
-        <w:r>
-          <w:rPr>
-            <w:lang w:val="sw_KE" w:bidi="sw_KE"/>
-          </w:rPr>
-          <w:rPr>
-            <w:color w:val="0000EE"/>
-            <w:u w:val="single"/>
-          </w:rPr>
-          <w:t>18:18–30</w:t>
-        </w:r>
-      </w:hyperlink>
+      <w:r>
+        <w:rPr>
+          <w:lang w:val="sw_KE" w:bidi="sw_KE"/>
+        </w:rPr>
+        <w:t>18:18–30</w:t>
+      </w:r>
       <w:r>
         <w:rPr>
           <w:lang w:val="sw_KE" w:bidi="sw_KE"/>
@@ -1408,108 +1144,72 @@
         </w:rPr>
         <w:t xml:space="preserve">Upendo wa Mungu kwa waliopotea unadhihirishwa wazi zaidi katika tabia ya Yesu ya kutangamana na wenye dhambi na watoza ushuru. Alimwita mtoza ushuru aliyedharauliwa, Lawi, kuwa mwanafunzi wake. Kama Tabibu Mkuu, Yesu alikuja kuwaponya "wagonjwa" (wenye dhambi), si "wenye afya bora" (wanaojiona wenye haki; </w:t>
       </w:r>
-      <w:hyperlink r:id="rId54">
-        <w:r>
-          <w:rPr>
-            <w:lang w:val="sw_KE" w:bidi="sw_KE"/>
-          </w:rPr>
-          <w:rPr>
-            <w:color w:val="0000EE"/>
-            <w:u w:val="single"/>
-          </w:rPr>
-          <w:t>5:27–32</w:t>
-        </w:r>
-      </w:hyperlink>
+      <w:r>
+        <w:rPr>
+          <w:lang w:val="sw_KE" w:bidi="sw_KE"/>
+        </w:rPr>
+        <w:t>5:27–32</w:t>
+      </w:r>
       <w:r>
         <w:rPr>
           <w:lang w:val="sw_KE" w:bidi="sw_KE"/>
         </w:rPr>
         <w:t>). Alimpongeza mwanamke mwenye maadili mabaya ambaye aliosha miguu yake kwa sababu alitambua msamaha wa Mungu na hivyo akamwonyesha Yesu upendo mkubwa (</w:t>
       </w:r>
-      <w:hyperlink r:id="rId55">
-        <w:r>
-          <w:rPr>
-            <w:lang w:val="sw_KE" w:bidi="sw_KE"/>
-          </w:rPr>
-          <w:rPr>
-            <w:color w:val="0000EE"/>
-            <w:u w:val="single"/>
-          </w:rPr>
-          <w:t>7:36–50</w:t>
-        </w:r>
-      </w:hyperlink>
+      <w:r>
+        <w:rPr>
+          <w:lang w:val="sw_KE" w:bidi="sw_KE"/>
+        </w:rPr>
+        <w:t>7:36–50</w:t>
+      </w:r>
       <w:r>
         <w:rPr>
           <w:lang w:val="sw_KE" w:bidi="sw_KE"/>
         </w:rPr>
         <w:t>). Aliwakemea Mafarisayo na walimu wa sheria ya dini kwa ajili ya kujiona wenye haki, unafiki, na ukosefu wa huruma. Mtoza ushuru aliyetubu katika Hekalu alipokea msamaha, ilhali Mfarisayo aliyejiona mwenye haki hakupata chochote (</w:t>
       </w:r>
-      <w:hyperlink r:id="rId56">
-        <w:r>
-          <w:rPr>
-            <w:lang w:val="sw_KE" w:bidi="sw_KE"/>
-          </w:rPr>
-          <w:rPr>
-            <w:color w:val="0000EE"/>
-            <w:u w:val="single"/>
-          </w:rPr>
-          <w:t>18:9–14</w:t>
-        </w:r>
-      </w:hyperlink>
+      <w:r>
+        <w:rPr>
+          <w:lang w:val="sw_KE" w:bidi="sw_KE"/>
+        </w:rPr>
+        <w:t>18:9–14</w:t>
+      </w:r>
       <w:r>
         <w:rPr>
           <w:lang w:val="sw_KE" w:bidi="sw_KE"/>
         </w:rPr>
         <w:t>). Hata mtoza ushuru mkuu Zakayo alisamehewa alipotubu na kumgeukia Mungu (</w:t>
       </w:r>
-      <w:hyperlink r:id="rId57">
-        <w:r>
-          <w:rPr>
-            <w:lang w:val="sw_KE" w:bidi="sw_KE"/>
-          </w:rPr>
-          <w:rPr>
-            <w:color w:val="0000EE"/>
-            <w:u w:val="single"/>
-          </w:rPr>
-          <w:t>19:1–10</w:t>
-        </w:r>
-      </w:hyperlink>
+      <w:r>
+        <w:rPr>
+          <w:lang w:val="sw_KE" w:bidi="sw_KE"/>
+        </w:rPr>
+        <w:t>19:1–10</w:t>
+      </w:r>
       <w:r>
         <w:rPr>
           <w:lang w:val="sw_KE" w:bidi="sw_KE"/>
         </w:rPr>
         <w:t>). Yesu alimsamehe yule mhalifu aliyetubu akiwa msalabani na kumpa mahali katika paradiso (</w:t>
       </w:r>
-      <w:hyperlink r:id="rId58">
-        <w:r>
-          <w:rPr>
-            <w:lang w:val="sw_KE" w:bidi="sw_KE"/>
-          </w:rPr>
-          <w:rPr>
-            <w:color w:val="0000EE"/>
-            <w:u w:val="single"/>
-          </w:rPr>
-          <w:t>23:39–43</w:t>
-        </w:r>
-      </w:hyperlink>
+      <w:r>
+        <w:rPr>
+          <w:lang w:val="sw_KE" w:bidi="sw_KE"/>
+        </w:rPr>
+        <w:t>23:39–43</w:t>
+      </w:r>
       <w:r>
         <w:rPr>
           <w:lang w:val="sw_KE" w:bidi="sw_KE"/>
         </w:rPr>
         <w:t>). Mifano ya Yesu yanawasilisha mada hiyohiyo—kwa mfano, baba alimsamehe mwana mpotevu aliporudi kwake (</w:t>
       </w:r>
-      <w:hyperlink r:id="rId59">
-        <w:r>
-          <w:rPr>
-            <w:lang w:val="sw_KE" w:bidi="sw_KE"/>
-          </w:rPr>
-          <w:rPr>
-            <w:color w:val="0000EE"/>
-            <w:u w:val="single"/>
-          </w:rPr>
-          <w:t>15:11–32</w:t>
-        </w:r>
-      </w:hyperlink>
+      <w:r>
+        <w:rPr>
+          <w:lang w:val="sw_KE" w:bidi="sw_KE"/>
+        </w:rPr>
+        <w:t>15:11–32</w:t>
+      </w:r>
       <w:r>
         <w:rPr>
           <w:lang w:val="sw_KE" w:bidi="sw_KE"/>
@@ -1543,36 +1243,24 @@
         </w:rPr>
         <w:t>Wasamaria walikuwa watu waliotengwa, lakini katika Luka, Yesu anampongeza Msamaria kwa ajili ya shukrani yake kwa Mungu alipoponya kutokana na ukoma (</w:t>
       </w:r>
-      <w:hyperlink r:id="rId60">
-        <w:r>
-          <w:rPr>
-            <w:lang w:val="sw_KE" w:bidi="sw_KE"/>
-          </w:rPr>
-          <w:rPr>
-            <w:color w:val="0000EE"/>
-            <w:u w:val="single"/>
-          </w:rPr>
-          <w:t>17:11–19</w:t>
-        </w:r>
-      </w:hyperlink>
+      <w:r>
+        <w:rPr>
+          <w:lang w:val="sw_KE" w:bidi="sw_KE"/>
+        </w:rPr>
+        <w:t>17:11–19</w:t>
+      </w:r>
       <w:r>
         <w:rPr>
           <w:lang w:val="sw_KE" w:bidi="sw_KE"/>
         </w:rPr>
         <w:t>), na Yesu alisimulia mfano wa Msamaria Mwema, ambapo Msamaria aliyedharauliwa ndiye aliyekuwa jirani pekee wa kweli kwa Myahudi aliyejeruhiwa (</w:t>
       </w:r>
-      <w:hyperlink r:id="rId61">
-        <w:r>
-          <w:rPr>
-            <w:lang w:val="sw_KE" w:bidi="sw_KE"/>
-          </w:rPr>
-          <w:rPr>
-            <w:color w:val="0000EE"/>
-            <w:u w:val="single"/>
-          </w:rPr>
-          <w:t>10:29–37</w:t>
-        </w:r>
-      </w:hyperlink>
+      <w:r>
+        <w:rPr>
+          <w:lang w:val="sw_KE" w:bidi="sw_KE"/>
+        </w:rPr>
+        <w:t>10:29–37</w:t>
+      </w:r>
       <w:r>
         <w:rPr>
           <w:lang w:val="sw_KE" w:bidi="sw_KE"/>
@@ -1606,36 +1294,24 @@
         </w:rPr>
         <w:t>Katika utamaduni wa karne ya kwanza, wanawake walichukuliwa kuwa duni, lakini Yesu aliwainua wanawake na kuwaweka katika nafasi ya heshima katika Ufalme wa Mungu. Injili ya Luka inawapa wanawake umuhimu maalum na inataja wanawake kumi na watatu ambao hawatajwi katika Injili zingine. Simulizi juu ya kuzaliwa kwa Yesu inasimuliwa kwa mtazamo wa wanawake (Mariamu na Elisabeti). Luka pekee ndio anayetaja wanawake waliomsaidia Yesu kifedha (</w:t>
       </w:r>
-      <w:hyperlink r:id="rId62">
-        <w:r>
-          <w:rPr>
-            <w:lang w:val="sw_KE" w:bidi="sw_KE"/>
-          </w:rPr>
-          <w:rPr>
-            <w:color w:val="0000EE"/>
-            <w:u w:val="single"/>
-          </w:rPr>
-          <w:t>8:1–3</w:t>
-        </w:r>
-      </w:hyperlink>
+      <w:r>
+        <w:rPr>
+          <w:lang w:val="sw_KE" w:bidi="sw_KE"/>
+        </w:rPr>
+        <w:t>8:1–3</w:t>
+      </w:r>
       <w:r>
         <w:rPr>
           <w:lang w:val="sw_KE" w:bidi="sw_KE"/>
         </w:rPr>
         <w:t>). Na katika simulizi yake juu ya Mariamu na Martha, Mariamu anapongezwa kwa kujifunza kama mwanafunzi miguuni pa Yesu (</w:t>
       </w:r>
-      <w:hyperlink r:id="rId63">
-        <w:r>
-          <w:rPr>
-            <w:lang w:val="sw_KE" w:bidi="sw_KE"/>
-          </w:rPr>
-          <w:rPr>
-            <w:color w:val="0000EE"/>
-            <w:u w:val="single"/>
-          </w:rPr>
-          <w:t>10:38–42</w:t>
-        </w:r>
-      </w:hyperlink>
+      <w:r>
+        <w:rPr>
+          <w:lang w:val="sw_KE" w:bidi="sw_KE"/>
+        </w:rPr>
+        <w:t>10:38–42</w:t>
+      </w:r>
       <w:r>
         <w:rPr>
           <w:lang w:val="sw_KE" w:bidi="sw_KE"/>
@@ -1669,144 +1345,96 @@
         </w:rPr>
         <w:t>Watu waliotengwa zaidi walikuwa watu wa Mataifa, na Luka anasisitiza kwamba ukombozi wa Mungu ni kwa ajili yao pia. Ingawa alitoka katika nchi ya Israeli, Yesu atakuwa "nuru kwa ajili ya kumfunua Mungu kwa mataifa" (</w:t>
       </w:r>
-      <w:hyperlink r:id="rId64">
-        <w:r>
-          <w:rPr>
-            <w:lang w:val="sw_KE" w:bidi="sw_KE"/>
-          </w:rPr>
-          <w:rPr>
-            <w:color w:val="0000EE"/>
-            <w:u w:val="single"/>
-          </w:rPr>
-          <w:t>2:32</w:t>
-        </w:r>
-      </w:hyperlink>
+      <w:r>
+        <w:rPr>
+          <w:lang w:val="sw_KE" w:bidi="sw_KE"/>
+        </w:rPr>
+        <w:t>2:32</w:t>
+      </w:r>
       <w:r>
         <w:rPr>
           <w:lang w:val="sw_KE" w:bidi="sw_KE"/>
         </w:rPr>
         <w:t>), na "watu wote watauona wokovu uliotumwa kutoka kwa Mungu" (</w:t>
       </w:r>
-      <w:hyperlink r:id="rId65">
-        <w:r>
-          <w:rPr>
-            <w:lang w:val="sw_KE" w:bidi="sw_KE"/>
-          </w:rPr>
-          <w:rPr>
-            <w:color w:val="0000EE"/>
-            <w:u w:val="single"/>
-          </w:rPr>
-          <w:t>3:4–6</w:t>
-        </w:r>
-      </w:hyperlink>
+      <w:r>
+        <w:rPr>
+          <w:lang w:val="sw_KE" w:bidi="sw_KE"/>
+        </w:rPr>
+        <w:t>3:4–6</w:t>
+      </w:r>
       <w:r>
         <w:rPr>
           <w:lang w:val="sw_KE" w:bidi="sw_KE"/>
         </w:rPr>
         <w:t xml:space="preserve">; </w:t>
       </w:r>
-      <w:hyperlink r:id="rId66">
-        <w:r>
-          <w:rPr>
-            <w:lang w:val="sw_KE" w:bidi="sw_KE"/>
-          </w:rPr>
-          <w:rPr>
-            <w:color w:val="0000EE"/>
-            <w:u w:val="single"/>
-          </w:rPr>
-          <w:t>Isa. 40:5</w:t>
-        </w:r>
-      </w:hyperlink>
+      <w:r>
+        <w:rPr>
+          <w:lang w:val="sw_KE" w:bidi="sw_KE"/>
+        </w:rPr>
+        <w:t>Isa. 40:5</w:t>
+      </w:r>
       <w:r>
         <w:rPr>
           <w:lang w:val="sw_KE" w:bidi="sw_KE"/>
         </w:rPr>
         <w:t>). Ingawa maelezo ya ukoo ya Mathayo (</w:t>
       </w:r>
-      <w:hyperlink r:id="rId67">
-        <w:r>
-          <w:rPr>
-            <w:lang w:val="sw_KE" w:bidi="sw_KE"/>
-          </w:rPr>
-          <w:rPr>
-            <w:color w:val="0000EE"/>
-            <w:u w:val="single"/>
-          </w:rPr>
-          <w:t>Mat. 1:1–17</w:t>
-        </w:r>
-      </w:hyperlink>
+      <w:r>
+        <w:rPr>
+          <w:lang w:val="sw_KE" w:bidi="sw_KE"/>
+        </w:rPr>
+        <w:t>Mat. 1:1–17</w:t>
+      </w:r>
       <w:r>
         <w:rPr>
           <w:lang w:val="sw_KE" w:bidi="sw_KE"/>
         </w:rPr>
         <w:t>) yanasisitiza ukoo wa Kiyahudi wa Yesu kuanzia Abrahamu, baba wa Waisraeli, maelezo ya ukoo ya Luka yanaenda nyuma hadi kwa Adamu, baba wa jamii yote ya wanadamu (</w:t>
       </w:r>
-      <w:hyperlink r:id="rId68">
-        <w:r>
-          <w:rPr>
-            <w:lang w:val="sw_KE" w:bidi="sw_KE"/>
-          </w:rPr>
-          <w:rPr>
-            <w:color w:val="0000EE"/>
-            <w:u w:val="single"/>
-          </w:rPr>
-          <w:t>Luka 3:23–38</w:t>
-        </w:r>
-      </w:hyperlink>
+      <w:r>
+        <w:rPr>
+          <w:lang w:val="sw_KE" w:bidi="sw_KE"/>
+        </w:rPr>
+        <w:t>Luka 3:23–38</w:t>
+      </w:r>
       <w:r>
         <w:rPr>
           <w:lang w:val="sw_KE" w:bidi="sw_KE"/>
         </w:rPr>
         <w:t>). Katika mahubiri yake huko Nazareti, Yesu alitangaza kwamba Mungu siku zote alikuwa ameonyesha neema kwa watu wa Mataifa (</w:t>
       </w:r>
-      <w:hyperlink r:id="rId69">
-        <w:r>
-          <w:rPr>
-            <w:lang w:val="sw_KE" w:bidi="sw_KE"/>
-          </w:rPr>
-          <w:rPr>
-            <w:color w:val="0000EE"/>
-            <w:u w:val="single"/>
-          </w:rPr>
-          <w:t>4:24–27</w:t>
-        </w:r>
-      </w:hyperlink>
+      <w:r>
+        <w:rPr>
+          <w:lang w:val="sw_KE" w:bidi="sw_KE"/>
+        </w:rPr>
+        <w:t>4:24–27</w:t>
+      </w:r>
       <w:r>
         <w:rPr>
           <w:lang w:val="sw_KE" w:bidi="sw_KE"/>
         </w:rPr>
         <w:t>). Ujumbe wa Luka ni kwamba Mungu anawapenda watu wote kila mahali na anatamani kwamba wote waliopotea wakombolewe (</w:t>
       </w:r>
-      <w:hyperlink r:id="rId70">
-        <w:r>
-          <w:rPr>
-            <w:lang w:val="sw_KE" w:bidi="sw_KE"/>
-          </w:rPr>
-          <w:rPr>
-            <w:color w:val="0000EE"/>
-            <w:u w:val="single"/>
-          </w:rPr>
-          <w:t>15:1–32</w:t>
-        </w:r>
-      </w:hyperlink>
+      <w:r>
+        <w:rPr>
+          <w:lang w:val="sw_KE" w:bidi="sw_KE"/>
+        </w:rPr>
+        <w:t>15:1–32</w:t>
+      </w:r>
       <w:r>
         <w:rPr>
           <w:lang w:val="sw_KE" w:bidi="sw_KE"/>
         </w:rPr>
         <w:t xml:space="preserve">; </w:t>
       </w:r>
-      <w:hyperlink r:id="rId21">
-        <w:r>
-          <w:rPr>
-            <w:lang w:val="sw_KE" w:bidi="sw_KE"/>
-          </w:rPr>
-          <w:rPr>
-            <w:color w:val="0000EE"/>
-            <w:u w:val="single"/>
-          </w:rPr>
-          <w:t>19:10</w:t>
-        </w:r>
-      </w:hyperlink>
+      <w:r>
+        <w:rPr>
+          <w:lang w:val="sw_KE" w:bidi="sw_KE"/>
+        </w:rPr>
+        <w:t>19:10</w:t>
+      </w:r>
       <w:r>
         <w:rPr>
           <w:lang w:val="sw_KE" w:bidi="sw_KE"/>
@@ -1827,198 +1455,132 @@
         </w:rPr>
         <w:t>Kukataliwa na Wengi Katika Israeli. Jambo la kusikitisha kuhusu kujumuishwa kwa watu wa Mataifa na watu wengine waliotengwa ni kwamba ujumbe wa Yesu ulikataliwa na wengi katika Israeli. Huko Nazareti, alipotangaza kwamba Mungu alikuwa amewabariki watu wa Mataifa hapo zamani, watu waliinuka kwa hasira ili kumuua (</w:t>
       </w:r>
-      <w:hyperlink r:id="rId71">
-        <w:r>
-          <w:rPr>
-            <w:lang w:val="sw_KE" w:bidi="sw_KE"/>
-          </w:rPr>
-          <w:rPr>
-            <w:color w:val="0000EE"/>
-            <w:u w:val="single"/>
-          </w:rPr>
-          <w:t>4:28–30</w:t>
-        </w:r>
-      </w:hyperlink>
+      <w:r>
+        <w:rPr>
+          <w:lang w:val="sw_KE" w:bidi="sw_KE"/>
+        </w:rPr>
+        <w:t>4:28–30</w:t>
+      </w:r>
       <w:r>
         <w:rPr>
           <w:lang w:val="sw_KE" w:bidi="sw_KE"/>
         </w:rPr>
         <w:t>). Kisa hiki kilikuwa mwanzo wa kukataliwa kwa Yesu na watu wake wenyewe na kilipelekea kuibuka kwa upinzani wa Kiyahudi dhidi ya kanisa (kama ilivyosimuliwa katika Matendo). Yerusalemu ilimkataa Masihi wake na hivyo ikawa chini ya hukumu ya Mungu (</w:t>
       </w:r>
-      <w:hyperlink r:id="rId72">
-        <w:r>
-          <w:rPr>
-            <w:lang w:val="sw_KE" w:bidi="sw_KE"/>
-          </w:rPr>
-          <w:rPr>
-            <w:color w:val="0000EE"/>
-            <w:u w:val="single"/>
-          </w:rPr>
-          <w:t>Luka 13:33–35</w:t>
-        </w:r>
-      </w:hyperlink>
+      <w:r>
+        <w:rPr>
+          <w:lang w:val="sw_KE" w:bidi="sw_KE"/>
+        </w:rPr>
+        <w:t>Luka 13:33–35</w:t>
+      </w:r>
       <w:r>
         <w:rPr>
           <w:lang w:val="sw_KE" w:bidi="sw_KE"/>
         </w:rPr>
         <w:t xml:space="preserve">; </w:t>
       </w:r>
-      <w:hyperlink r:id="rId73">
-        <w:r>
-          <w:rPr>
-            <w:lang w:val="sw_KE" w:bidi="sw_KE"/>
-          </w:rPr>
-          <w:rPr>
-            <w:color w:val="0000EE"/>
-            <w:u w:val="single"/>
-          </w:rPr>
-          <w:t>19:41–44</w:t>
-        </w:r>
-      </w:hyperlink>
+      <w:r>
+        <w:rPr>
+          <w:lang w:val="sw_KE" w:bidi="sw_KE"/>
+        </w:rPr>
+        <w:t>19:41–44</w:t>
+      </w:r>
       <w:r>
         <w:rPr>
           <w:lang w:val="sw_KE" w:bidi="sw_KE"/>
         </w:rPr>
         <w:t>), na mtindo huu unaendelea katika Matendo. Ingawa wengi katika Israeli waliamini injili, wengi pia waliikataa. Israeli iligawanyika, na injili ikaenda kwa watu wa Mataifa. Luka anasisitiza kwamba hiyo haikukanusha ujumbe wa injili; Israeli kukataa injili ni jambo lililotabiriwa katika Maandiko ya Agano la Kale na lilikuwa ni mwendelezo wa historia ya Waisraeli ya kuwa wakaidi na wenye mioyo migumu (</w:t>
       </w:r>
-      <w:hyperlink r:id="rId74">
-        <w:r>
-          <w:rPr>
-            <w:lang w:val="sw_KE" w:bidi="sw_KE"/>
-          </w:rPr>
-          <w:rPr>
-            <w:color w:val="0000EE"/>
-            <w:u w:val="single"/>
-          </w:rPr>
-          <w:t>11:29–32</w:t>
-        </w:r>
-      </w:hyperlink>
+      <w:r>
+        <w:rPr>
+          <w:lang w:val="sw_KE" w:bidi="sw_KE"/>
+        </w:rPr>
+        <w:t>11:29–32</w:t>
+      </w:r>
       <w:r>
         <w:rPr>
           <w:lang w:val="sw_KE" w:bidi="sw_KE"/>
         </w:rPr>
         <w:t xml:space="preserve">, </w:t>
       </w:r>
-      <w:hyperlink r:id="rId75">
-        <w:r>
-          <w:rPr>
-            <w:lang w:val="sw_KE" w:bidi="sw_KE"/>
-          </w:rPr>
-          <w:rPr>
-            <w:color w:val="0000EE"/>
-            <w:u w:val="single"/>
-          </w:rPr>
-          <w:t>47–51</w:t>
-        </w:r>
-      </w:hyperlink>
+      <w:r>
+        <w:rPr>
+          <w:lang w:val="sw_KE" w:bidi="sw_KE"/>
+        </w:rPr>
+        <w:t>47–51</w:t>
+      </w:r>
       <w:r>
         <w:rPr>
           <w:lang w:val="sw_KE" w:bidi="sw_KE"/>
         </w:rPr>
         <w:t xml:space="preserve">; </w:t>
       </w:r>
-      <w:hyperlink r:id="rId76">
-        <w:r>
-          <w:rPr>
-            <w:lang w:val="sw_KE" w:bidi="sw_KE"/>
-          </w:rPr>
-          <w:rPr>
-            <w:color w:val="0000EE"/>
-            <w:u w:val="single"/>
-          </w:rPr>
-          <w:t>13:34–35</w:t>
-        </w:r>
-      </w:hyperlink>
+      <w:r>
+        <w:rPr>
+          <w:lang w:val="sw_KE" w:bidi="sw_KE"/>
+        </w:rPr>
+        <w:t>13:34–35</w:t>
+      </w:r>
       <w:r>
         <w:rPr>
           <w:lang w:val="sw_KE" w:bidi="sw_KE"/>
         </w:rPr>
         <w:t xml:space="preserve">; </w:t>
       </w:r>
-      <w:hyperlink r:id="rId73">
-        <w:r>
-          <w:rPr>
-            <w:lang w:val="sw_KE" w:bidi="sw_KE"/>
-          </w:rPr>
-          <w:rPr>
-            <w:color w:val="0000EE"/>
-            <w:u w:val="single"/>
-          </w:rPr>
-          <w:t>19:41–44</w:t>
-        </w:r>
-      </w:hyperlink>
+      <w:r>
+        <w:rPr>
+          <w:lang w:val="sw_KE" w:bidi="sw_KE"/>
+        </w:rPr>
+        <w:t>19:41–44</w:t>
+      </w:r>
       <w:r>
         <w:rPr>
           <w:lang w:val="sw_KE" w:bidi="sw_KE"/>
         </w:rPr>
         <w:t xml:space="preserve">; </w:t>
       </w:r>
-      <w:hyperlink r:id="rId77">
-        <w:r>
-          <w:rPr>
-            <w:lang w:val="sw_KE" w:bidi="sw_KE"/>
-          </w:rPr>
-          <w:rPr>
-            <w:color w:val="0000EE"/>
-            <w:u w:val="single"/>
-          </w:rPr>
-          <w:t>23:27–31</w:t>
-        </w:r>
-      </w:hyperlink>
+      <w:r>
+        <w:rPr>
+          <w:lang w:val="sw_KE" w:bidi="sw_KE"/>
+        </w:rPr>
+        <w:t>23:27–31</w:t>
+      </w:r>
       <w:r>
         <w:rPr>
           <w:lang w:val="sw_KE" w:bidi="sw_KE"/>
         </w:rPr>
         <w:t xml:space="preserve">; </w:t>
       </w:r>
-      <w:hyperlink r:id="rId78">
-        <w:r>
-          <w:rPr>
-            <w:lang w:val="sw_KE" w:bidi="sw_KE"/>
-          </w:rPr>
-          <w:rPr>
-            <w:color w:val="0000EE"/>
-            <w:u w:val="single"/>
-          </w:rPr>
-          <w:t>Matendo 13:46</w:t>
-        </w:r>
-      </w:hyperlink>
+      <w:r>
+        <w:rPr>
+          <w:lang w:val="sw_KE" w:bidi="sw_KE"/>
+        </w:rPr>
+        <w:t>Matendo 13:46</w:t>
+      </w:r>
       <w:r>
         <w:rPr>
           <w:lang w:val="sw_KE" w:bidi="sw_KE"/>
         </w:rPr>
         <w:t xml:space="preserve">; </w:t>
       </w:r>
-      <w:hyperlink r:id="rId79">
-        <w:r>
-          <w:rPr>
-            <w:lang w:val="sw_KE" w:bidi="sw_KE"/>
-          </w:rPr>
-          <w:rPr>
-            <w:color w:val="0000EE"/>
-            <w:u w:val="single"/>
-          </w:rPr>
-          <w:t>28:25–28</w:t>
-        </w:r>
-      </w:hyperlink>
+      <w:r>
+        <w:rPr>
+          <w:lang w:val="sw_KE" w:bidi="sw_KE"/>
+        </w:rPr>
+        <w:t>28:25–28</w:t>
+      </w:r>
       <w:r>
         <w:rPr>
           <w:lang w:val="sw_KE" w:bidi="sw_KE"/>
         </w:rPr>
         <w:t xml:space="preserve">; tazama pia </w:t>
       </w:r>
-      <w:hyperlink r:id="rId80">
-        <w:r>
-          <w:rPr>
-            <w:lang w:val="sw_KE" w:bidi="sw_KE"/>
-          </w:rPr>
-          <w:rPr>
-            <w:color w:val="0000EE"/>
-            <w:u w:val="single"/>
-          </w:rPr>
-          <w:t>Rum. 9–11</w:t>
-        </w:r>
-      </w:hyperlink>
+      <w:r>
+        <w:rPr>
+          <w:lang w:val="sw_KE" w:bidi="sw_KE"/>
+        </w:rPr>
+        <w:t>Rum. 9–11</w:t>
+      </w:r>
       <w:r>
         <w:rPr>
           <w:lang w:val="sw_KE" w:bidi="sw_KE"/>
